--- a/PSdocuments/WangXi_CV_Jan_13.docx
+++ b/PSdocuments/WangXi_CV_Jan_13.docx
@@ -931,25 +931,7 @@
           <w:sz w:val="22"/>
           <w:szCs w:val="22"/>
         </w:rPr>
-        <w:t>ACM</w:t>
-      </w:r>
-      <w:r>
-        <w:rPr>
-          <w:rFonts w:ascii="Times New Roman" w:hAnsi="Times New Roman" w:cs="Times New Roman"/>
-          <w:sz w:val="22"/>
-          <w:szCs w:val="22"/>
-        </w:rPr>
-        <w:t xml:space="preserve"> </w:t>
-      </w:r>
-      <w:r>
-        <w:rPr>
-          <w:rFonts w:ascii="Times New Roman" w:hAnsi="Times New Roman" w:cs="Times New Roman"/>
-          <w:b/>
-          <w:bCs/>
-          <w:sz w:val="22"/>
-          <w:szCs w:val="22"/>
-        </w:rPr>
-        <w:t>IMWUT</w:t>
+        <w:t>ISMAR</w:t>
       </w:r>
       <w:r>
         <w:rPr>
@@ -983,8 +965,6 @@
         <w:ind w:firstLineChars="0"/>
         <w:rPr>
           <w:rFonts w:ascii="Times New Roman" w:hAnsi="Times New Roman" w:cs="Times New Roman"/>
-          <w:b/>
-          <w:bCs/>
           <w:sz w:val="22"/>
           <w:szCs w:val="22"/>
         </w:rPr>
@@ -1016,7 +996,7 @@
           <w:sz w:val="22"/>
           <w:szCs w:val="22"/>
         </w:rPr>
-        <w:t>Hu, J., &amp; Ali, S. (2025). </w:t>
+        <w:t>&amp; Shen, Y. (2025). </w:t>
       </w:r>
       <w:r>
         <w:rPr>
@@ -1026,35 +1006,35 @@
           <w:sz w:val="22"/>
           <w:szCs w:val="22"/>
         </w:rPr>
-        <w:t>MAATS: A Multi Agent Automated Translation System Based on MQM Evaluation</w:t>
-      </w:r>
-      <w:r>
-        <w:rPr>
-          <w:rFonts w:ascii="Times New Roman" w:hAnsi="Times New Roman" w:cs="Times New Roman"/>
-          <w:sz w:val="22"/>
-          <w:szCs w:val="22"/>
-        </w:rPr>
-        <w:t xml:space="preserve">. </w:t>
-      </w:r>
-      <w:r>
-        <w:rPr>
-          <w:rFonts w:ascii="Times New Roman" w:hAnsi="Times New Roman" w:cs="Times New Roman"/>
-          <w:b/>
-          <w:bCs/>
-          <w:sz w:val="22"/>
-          <w:szCs w:val="22"/>
-        </w:rPr>
-        <w:t xml:space="preserve">ICML </w:t>
-      </w:r>
-      <w:r>
-        <w:rPr>
-          <w:rFonts w:ascii="Times New Roman" w:hAnsi="Times New Roman" w:cs="Times New Roman"/>
-          <w:b/>
-          <w:bCs/>
-          <w:sz w:val="22"/>
-          <w:szCs w:val="22"/>
-        </w:rPr>
-        <w:t>under review</w:t>
+        <w:t>Home environment and students’ creative thinking: An educational data science analysis of PISA 2022.</w:t>
+      </w:r>
+      <w:r>
+        <w:rPr>
+          <w:rFonts w:ascii="Times New Roman" w:hAnsi="Times New Roman" w:cs="Times New Roman"/>
+          <w:b/>
+          <w:bCs/>
+          <w:sz w:val="22"/>
+          <w:szCs w:val="22"/>
+        </w:rPr>
+        <w:t> AERA 202</w:t>
+      </w:r>
+      <w:r>
+        <w:rPr>
+          <w:rFonts w:ascii="Times New Roman" w:hAnsi="Times New Roman" w:cs="Times New Roman"/>
+          <w:b/>
+          <w:bCs/>
+          <w:sz w:val="22"/>
+          <w:szCs w:val="22"/>
+        </w:rPr>
+        <w:t>6</w:t>
+      </w:r>
+      <w:r>
+        <w:rPr>
+          <w:rFonts w:ascii="Times New Roman" w:hAnsi="Times New Roman" w:cs="Times New Roman"/>
+          <w:sz w:val="22"/>
+          <w:szCs w:val="22"/>
+        </w:rPr>
+        <w:t>.</w:t>
       </w:r>
     </w:p>
     <w:p>
@@ -1068,6 +1048,8 @@
         <w:ind w:firstLineChars="0"/>
         <w:rPr>
           <w:rFonts w:ascii="Times New Roman" w:hAnsi="Times New Roman" w:cs="Times New Roman"/>
+          <w:b/>
+          <w:bCs/>
           <w:sz w:val="22"/>
           <w:szCs w:val="22"/>
         </w:rPr>
@@ -1086,20 +1068,10 @@
       <w:r>
         <w:rPr>
           <w:rFonts w:ascii="Times New Roman" w:hAnsi="Times New Roman" w:cs="Times New Roman"/>
-          <w:b/>
-          <w:bCs/>
-          <w:sz w:val="22"/>
-          <w:szCs w:val="22"/>
-        </w:rPr>
-        <w:t xml:space="preserve">, </w:t>
-      </w:r>
-      <w:r>
-        <w:rPr>
-          <w:rFonts w:ascii="Times New Roman" w:hAnsi="Times New Roman" w:cs="Times New Roman"/>
-          <w:sz w:val="22"/>
-          <w:szCs w:val="22"/>
-        </w:rPr>
-        <w:t>&amp; Shen, Y. (2025). </w:t>
+          <w:sz w:val="22"/>
+          <w:szCs w:val="22"/>
+        </w:rPr>
+        <w:t xml:space="preserve">, Zhang, S. Y., Meng, F., &amp; Li, L. (2025). </w:t>
       </w:r>
       <w:r>
         <w:rPr>
@@ -1109,35 +1081,35 @@
           <w:sz w:val="22"/>
           <w:szCs w:val="22"/>
         </w:rPr>
-        <w:t>Home environment and students’ creative thinking: An educational data science analysis of PISA 2022.</w:t>
-      </w:r>
-      <w:r>
-        <w:rPr>
-          <w:rFonts w:ascii="Times New Roman" w:hAnsi="Times New Roman" w:cs="Times New Roman"/>
-          <w:b/>
-          <w:bCs/>
-          <w:sz w:val="22"/>
-          <w:szCs w:val="22"/>
-        </w:rPr>
-        <w:t> AERA 202</w:t>
-      </w:r>
-      <w:r>
-        <w:rPr>
-          <w:rFonts w:ascii="Times New Roman" w:hAnsi="Times New Roman" w:cs="Times New Roman"/>
-          <w:b/>
-          <w:bCs/>
-          <w:sz w:val="22"/>
-          <w:szCs w:val="22"/>
-        </w:rPr>
-        <w:t>6</w:t>
-      </w:r>
-      <w:r>
-        <w:rPr>
-          <w:rFonts w:ascii="Times New Roman" w:hAnsi="Times New Roman" w:cs="Times New Roman"/>
-          <w:sz w:val="22"/>
-          <w:szCs w:val="22"/>
-        </w:rPr>
-        <w:t>.</w:t>
+        <w:t>The hidden pitfalls of e-dictionaries: How inaccuracies affect Chinese language users</w:t>
+      </w:r>
+      <w:r>
+        <w:rPr>
+          <w:rFonts w:ascii="Times New Roman" w:hAnsi="Times New Roman" w:cs="Times New Roman"/>
+          <w:sz w:val="22"/>
+          <w:szCs w:val="22"/>
+        </w:rPr>
+        <w:t xml:space="preserve">. </w:t>
+      </w:r>
+      <w:r>
+        <w:rPr>
+          <w:rFonts w:ascii="Times New Roman" w:hAnsi="Times New Roman" w:cs="Times New Roman"/>
+          <w:i/>
+          <w:iCs/>
+          <w:sz w:val="22"/>
+          <w:szCs w:val="22"/>
+        </w:rPr>
+        <w:t xml:space="preserve">Lexicography: </w:t>
+      </w:r>
+      <w:r>
+        <w:rPr>
+          <w:rFonts w:ascii="Times New Roman" w:hAnsi="Times New Roman" w:cs="Times New Roman"/>
+          <w:b/>
+          <w:bCs/>
+          <w:sz w:val="22"/>
+          <w:szCs w:val="22"/>
+        </w:rPr>
+        <w:t xml:space="preserve">Journal of ASIALEX. </w:t>
       </w:r>
     </w:p>
     <w:p>
@@ -1159,22 +1131,129 @@
       </w:pPr>
       <w:r>
         <w:rPr>
-          <w:rFonts w:ascii="Times New Roman" w:hAnsi="Times New Roman" w:cs="Times New Roman"/>
+          <w:rFonts w:ascii="Times New Roman" w:hAnsi="Times New Roman" w:cs="Times New Roman" w:hint="eastAsia"/>
           <w:b/>
           <w:bCs/>
           <w:color w:val="2E74B5" w:themeColor="accent5" w:themeShade="BF"/>
           <w:sz w:val="22"/>
           <w:szCs w:val="22"/>
         </w:rPr>
-        <w:t>Wang, X.</w:t>
-      </w:r>
-      <w:r>
-        <w:rPr>
-          <w:rFonts w:ascii="Times New Roman" w:hAnsi="Times New Roman" w:cs="Times New Roman"/>
-          <w:sz w:val="22"/>
-          <w:szCs w:val="22"/>
-        </w:rPr>
-        <w:t xml:space="preserve">, Zhang, S. Y., Meng, F., &amp; Li, L. (2025). </w:t>
+        <w:t>Wang</w:t>
+      </w:r>
+      <w:r>
+        <w:rPr>
+          <w:rFonts w:ascii="Times New Roman" w:hAnsi="Times New Roman" w:cs="Times New Roman"/>
+          <w:b/>
+          <w:bCs/>
+          <w:color w:val="2E74B5" w:themeColor="accent5" w:themeShade="BF"/>
+          <w:sz w:val="22"/>
+          <w:szCs w:val="22"/>
+        </w:rPr>
+        <w:t>, X.</w:t>
+      </w:r>
+      <w:r>
+        <w:rPr>
+          <w:rFonts w:ascii="Times New Roman" w:hAnsi="Times New Roman" w:cs="Times New Roman"/>
+          <w:sz w:val="22"/>
+          <w:szCs w:val="22"/>
+        </w:rPr>
+        <w:t xml:space="preserve">, </w:t>
+      </w:r>
+      <w:r>
+        <w:rPr>
+          <w:rFonts w:ascii="Times New Roman" w:hAnsi="Times New Roman" w:cs="Times New Roman" w:hint="eastAsia"/>
+          <w:sz w:val="22"/>
+          <w:szCs w:val="22"/>
+        </w:rPr>
+        <w:t>Meng</w:t>
+      </w:r>
+      <w:r>
+        <w:rPr>
+          <w:rFonts w:ascii="Times New Roman" w:hAnsi="Times New Roman" w:cs="Times New Roman"/>
+          <w:sz w:val="22"/>
+          <w:szCs w:val="22"/>
+        </w:rPr>
+        <w:t>, F.F.,</w:t>
+      </w:r>
+      <w:r>
+        <w:rPr>
+          <w:rFonts w:ascii="Times New Roman" w:hAnsi="Times New Roman" w:cs="Times New Roman" w:hint="eastAsia"/>
+          <w:sz w:val="22"/>
+          <w:szCs w:val="22"/>
+        </w:rPr>
+        <w:t xml:space="preserve"> </w:t>
+      </w:r>
+      <w:r>
+        <w:rPr>
+          <w:rFonts w:ascii="Times New Roman" w:hAnsi="Times New Roman" w:cs="Times New Roman"/>
+          <w:sz w:val="22"/>
+          <w:szCs w:val="22"/>
+        </w:rPr>
+        <w:t>&amp; Zhang, S.Y.</w:t>
+      </w:r>
+      <w:r>
+        <w:rPr>
+          <w:rFonts w:ascii="Times New Roman" w:hAnsi="Times New Roman" w:cs="Times New Roman"/>
+          <w:sz w:val="22"/>
+          <w:szCs w:val="22"/>
+        </w:rPr>
+        <w:t>,</w:t>
+      </w:r>
+      <w:r>
+        <w:rPr>
+          <w:rFonts w:ascii="Times New Roman" w:hAnsi="Times New Roman" w:cs="Times New Roman"/>
+          <w:sz w:val="22"/>
+          <w:szCs w:val="22"/>
+        </w:rPr>
+        <w:t xml:space="preserve"> Li, L.</w:t>
+      </w:r>
+      <w:r>
+        <w:rPr>
+          <w:rFonts w:ascii="Times New Roman" w:hAnsi="Times New Roman" w:cs="Times New Roman"/>
+          <w:sz w:val="22"/>
+          <w:szCs w:val="22"/>
+        </w:rPr>
+        <w:t xml:space="preserve"> </w:t>
+      </w:r>
+      <w:r>
+        <w:rPr>
+          <w:rFonts w:ascii="Times New Roman" w:hAnsi="Times New Roman" w:cs="Times New Roman"/>
+          <w:sz w:val="22"/>
+          <w:szCs w:val="22"/>
+        </w:rPr>
+        <w:t xml:space="preserve">(2023). </w:t>
+      </w:r>
+      <w:r>
+        <w:rPr>
+          <w:rFonts w:ascii="Times New Roman" w:hAnsi="Times New Roman" w:cs="Times New Roman" w:hint="eastAsia"/>
+          <w:sz w:val="22"/>
+          <w:szCs w:val="22"/>
+        </w:rPr>
+        <w:t>I</w:t>
+      </w:r>
+      <w:r>
+        <w:rPr>
+          <w:rFonts w:ascii="Times New Roman" w:hAnsi="Times New Roman" w:cs="Times New Roman"/>
+          <w:sz w:val="22"/>
+          <w:szCs w:val="22"/>
+        </w:rPr>
+        <w:t xml:space="preserve">naccuracy of an E-Dictionary and </w:t>
+      </w:r>
+      <w:r>
+        <w:rPr>
+          <w:rFonts w:ascii="Times New Roman" w:hAnsi="Times New Roman" w:cs="Times New Roman" w:hint="eastAsia"/>
+          <w:sz w:val="22"/>
+          <w:szCs w:val="22"/>
+        </w:rPr>
+        <w:t>i</w:t>
+      </w:r>
+      <w:r>
+        <w:rPr>
+          <w:rFonts w:ascii="Times New Roman" w:hAnsi="Times New Roman" w:cs="Times New Roman"/>
+          <w:sz w:val="22"/>
+          <w:szCs w:val="22"/>
+        </w:rPr>
+        <w:t xml:space="preserve">ts influence on Chinese language users. </w:t>
       </w:r>
       <w:r>
         <w:rPr>
@@ -1184,35 +1263,41 @@
           <w:sz w:val="22"/>
           <w:szCs w:val="22"/>
         </w:rPr>
-        <w:t>The hidden pitfalls of e-dictionaries: How inaccuracies affect Chinese language users</w:t>
-      </w:r>
-      <w:r>
-        <w:rPr>
-          <w:rFonts w:ascii="Times New Roman" w:hAnsi="Times New Roman" w:cs="Times New Roman"/>
-          <w:sz w:val="22"/>
-          <w:szCs w:val="22"/>
-        </w:rPr>
-        <w:t xml:space="preserve">. </w:t>
-      </w:r>
-      <w:r>
-        <w:rPr>
-          <w:rFonts w:ascii="Times New Roman" w:hAnsi="Times New Roman" w:cs="Times New Roman"/>
-          <w:i/>
-          <w:iCs/>
-          <w:sz w:val="22"/>
-          <w:szCs w:val="22"/>
-        </w:rPr>
-        <w:t xml:space="preserve">Lexicography: </w:t>
-      </w:r>
-      <w:r>
-        <w:rPr>
-          <w:rFonts w:ascii="Times New Roman" w:hAnsi="Times New Roman" w:cs="Times New Roman"/>
-          <w:b/>
-          <w:bCs/>
-          <w:sz w:val="22"/>
-          <w:szCs w:val="22"/>
-        </w:rPr>
-        <w:t xml:space="preserve">Journal of ASIALEX. </w:t>
+        <w:t>Proceedings of the 16th International Conference of the Asian Association for Lexicography</w:t>
+      </w:r>
+      <w:r>
+        <w:rPr>
+          <w:rFonts w:ascii="Times New Roman" w:hAnsi="Times New Roman" w:cs="Times New Roman"/>
+          <w:sz w:val="22"/>
+          <w:szCs w:val="22"/>
+        </w:rPr>
+        <w:t xml:space="preserve"> (pp.113-125). </w:t>
+      </w:r>
+      <w:r>
+        <w:rPr>
+          <w:rFonts w:ascii="Times New Roman" w:hAnsi="Times New Roman" w:cs="Times New Roman" w:hint="eastAsia"/>
+          <w:sz w:val="22"/>
+          <w:szCs w:val="22"/>
+        </w:rPr>
+        <w:t>Seoul</w:t>
+      </w:r>
+      <w:r>
+        <w:rPr>
+          <w:rFonts w:ascii="Times New Roman" w:hAnsi="Times New Roman" w:cs="Times New Roman"/>
+          <w:sz w:val="22"/>
+          <w:szCs w:val="22"/>
+        </w:rPr>
+        <w:t xml:space="preserve">: Yonsei University. </w:t>
+      </w:r>
+      <w:r>
+        <w:rPr>
+          <w:rFonts w:ascii="Times New Roman" w:hAnsi="Times New Roman" w:cs="Times New Roman"/>
+          <w:b/>
+          <w:bCs/>
+          <w:sz w:val="22"/>
+          <w:szCs w:val="22"/>
+        </w:rPr>
+        <w:t>ASIALEX 2023</w:t>
       </w:r>
     </w:p>
     <w:p>
@@ -1225,38 +1310,29 @@
         <w:spacing w:line="240" w:lineRule="exact"/>
         <w:ind w:firstLineChars="0"/>
         <w:rPr>
-          <w:rFonts w:ascii="Times New Roman" w:hAnsi="Times New Roman" w:cs="Times New Roman"/>
-          <w:b/>
-          <w:bCs/>
-          <w:sz w:val="22"/>
-          <w:szCs w:val="22"/>
-        </w:rPr>
-      </w:pPr>
-      <w:r>
-        <w:rPr>
           <w:rFonts w:ascii="Times New Roman" w:hAnsi="Times New Roman" w:cs="Times New Roman" w:hint="eastAsia"/>
           <w:b/>
           <w:bCs/>
+          <w:sz w:val="22"/>
+          <w:szCs w:val="22"/>
+        </w:rPr>
+      </w:pPr>
+      <w:r>
+        <w:rPr>
+          <w:rFonts w:ascii="Times New Roman" w:hAnsi="Times New Roman" w:cs="Times New Roman"/>
+          <w:b/>
+          <w:bCs/>
           <w:color w:val="2E74B5" w:themeColor="accent5" w:themeShade="BF"/>
           <w:sz w:val="22"/>
           <w:szCs w:val="22"/>
         </w:rPr>
-        <w:t>Wang</w:t>
-      </w:r>
-      <w:r>
-        <w:rPr>
-          <w:rFonts w:ascii="Times New Roman" w:hAnsi="Times New Roman" w:cs="Times New Roman"/>
-          <w:b/>
-          <w:bCs/>
-          <w:color w:val="2E74B5" w:themeColor="accent5" w:themeShade="BF"/>
-          <w:sz w:val="22"/>
-          <w:szCs w:val="22"/>
-        </w:rPr>
-        <w:t>, X.</w:t>
-      </w:r>
-      <w:r>
-        <w:rPr>
-          <w:rFonts w:ascii="Times New Roman" w:hAnsi="Times New Roman" w:cs="Times New Roman"/>
+        <w:t>Wang, X.</w:t>
+      </w:r>
+      <w:r>
+        <w:rPr>
+          <w:rFonts w:ascii="Times New Roman" w:hAnsi="Times New Roman" w:cs="Times New Roman"/>
+          <w:b/>
+          <w:bCs/>
           <w:sz w:val="22"/>
           <w:szCs w:val="22"/>
         </w:rPr>
@@ -1264,99 +1340,11 @@
       </w:r>
       <w:r>
         <w:rPr>
-          <w:rFonts w:ascii="Times New Roman" w:hAnsi="Times New Roman" w:cs="Times New Roman" w:hint="eastAsia"/>
-          <w:sz w:val="22"/>
-          <w:szCs w:val="22"/>
-        </w:rPr>
-        <w:t>Meng</w:t>
-      </w:r>
-      <w:r>
-        <w:rPr>
-          <w:rFonts w:ascii="Times New Roman" w:hAnsi="Times New Roman" w:cs="Times New Roman"/>
-          <w:sz w:val="22"/>
-          <w:szCs w:val="22"/>
-        </w:rPr>
-        <w:t>, F.F.,</w:t>
-      </w:r>
-      <w:r>
-        <w:rPr>
-          <w:rFonts w:ascii="Times New Roman" w:hAnsi="Times New Roman" w:cs="Times New Roman" w:hint="eastAsia"/>
-          <w:sz w:val="22"/>
-          <w:szCs w:val="22"/>
-        </w:rPr>
-        <w:t xml:space="preserve"> </w:t>
-      </w:r>
-      <w:r>
-        <w:rPr>
-          <w:rFonts w:ascii="Times New Roman" w:hAnsi="Times New Roman" w:cs="Times New Roman"/>
-          <w:sz w:val="22"/>
-          <w:szCs w:val="22"/>
-        </w:rPr>
-        <w:t>&amp; Zhang, S.Y.</w:t>
-      </w:r>
-      <w:r>
-        <w:rPr>
-          <w:rFonts w:ascii="Times New Roman" w:hAnsi="Times New Roman" w:cs="Times New Roman"/>
-          <w:sz w:val="22"/>
-          <w:szCs w:val="22"/>
-        </w:rPr>
-        <w:t>,</w:t>
-      </w:r>
-      <w:r>
-        <w:rPr>
-          <w:rFonts w:ascii="Times New Roman" w:hAnsi="Times New Roman" w:cs="Times New Roman"/>
-          <w:sz w:val="22"/>
-          <w:szCs w:val="22"/>
-        </w:rPr>
-        <w:t xml:space="preserve"> Li, L.</w:t>
-      </w:r>
-      <w:r>
-        <w:rPr>
-          <w:rFonts w:ascii="Times New Roman" w:hAnsi="Times New Roman" w:cs="Times New Roman"/>
-          <w:sz w:val="22"/>
-          <w:szCs w:val="22"/>
-        </w:rPr>
-        <w:t xml:space="preserve"> </w:t>
-      </w:r>
-      <w:r>
-        <w:rPr>
-          <w:rFonts w:ascii="Times New Roman" w:hAnsi="Times New Roman" w:cs="Times New Roman"/>
-          <w:sz w:val="22"/>
-          <w:szCs w:val="22"/>
-        </w:rPr>
-        <w:t xml:space="preserve">(2023). </w:t>
-      </w:r>
-      <w:r>
-        <w:rPr>
-          <w:rFonts w:ascii="Times New Roman" w:hAnsi="Times New Roman" w:cs="Times New Roman" w:hint="eastAsia"/>
-          <w:sz w:val="22"/>
-          <w:szCs w:val="22"/>
-        </w:rPr>
-        <w:t>I</w:t>
-      </w:r>
-      <w:r>
-        <w:rPr>
-          <w:rFonts w:ascii="Times New Roman" w:hAnsi="Times New Roman" w:cs="Times New Roman"/>
-          <w:sz w:val="22"/>
-          <w:szCs w:val="22"/>
-        </w:rPr>
-        <w:t xml:space="preserve">naccuracy of an E-Dictionary and </w:t>
-      </w:r>
-      <w:r>
-        <w:rPr>
-          <w:rFonts w:ascii="Times New Roman" w:hAnsi="Times New Roman" w:cs="Times New Roman" w:hint="eastAsia"/>
-          <w:sz w:val="22"/>
-          <w:szCs w:val="22"/>
-        </w:rPr>
-        <w:t>i</w:t>
-      </w:r>
-      <w:r>
-        <w:rPr>
-          <w:rFonts w:ascii="Times New Roman" w:hAnsi="Times New Roman" w:cs="Times New Roman"/>
-          <w:sz w:val="22"/>
-          <w:szCs w:val="22"/>
-        </w:rPr>
-        <w:t xml:space="preserve">ts influence on Chinese language users. </w:t>
+          <w:rFonts w:ascii="Times New Roman" w:hAnsi="Times New Roman" w:cs="Times New Roman"/>
+          <w:sz w:val="22"/>
+          <w:szCs w:val="22"/>
+        </w:rPr>
+        <w:t>Hu, J., &amp; Ali, S. (2025). </w:t>
       </w:r>
       <w:r>
         <w:rPr>
@@ -1366,41 +1354,15 @@
           <w:sz w:val="22"/>
           <w:szCs w:val="22"/>
         </w:rPr>
-        <w:t>Proceedings of the 16th International Conference of the Asian Association for Lexicography</w:t>
-      </w:r>
-      <w:r>
-        <w:rPr>
-          <w:rFonts w:ascii="Times New Roman" w:hAnsi="Times New Roman" w:cs="Times New Roman"/>
-          <w:sz w:val="22"/>
-          <w:szCs w:val="22"/>
-        </w:rPr>
-        <w:t xml:space="preserve"> (pp.113-125). </w:t>
-      </w:r>
-      <w:r>
-        <w:rPr>
-          <w:rFonts w:ascii="Times New Roman" w:hAnsi="Times New Roman" w:cs="Times New Roman" w:hint="eastAsia"/>
-          <w:sz w:val="22"/>
-          <w:szCs w:val="22"/>
-        </w:rPr>
-        <w:t>Seoul</w:t>
-      </w:r>
-      <w:r>
-        <w:rPr>
-          <w:rFonts w:ascii="Times New Roman" w:hAnsi="Times New Roman" w:cs="Times New Roman"/>
-          <w:sz w:val="22"/>
-          <w:szCs w:val="22"/>
-        </w:rPr>
-        <w:t xml:space="preserve">: Yonsei University. </w:t>
-      </w:r>
-      <w:r>
-        <w:rPr>
-          <w:rFonts w:ascii="Times New Roman" w:hAnsi="Times New Roman" w:cs="Times New Roman"/>
-          <w:b/>
-          <w:bCs/>
-          <w:sz w:val="22"/>
-          <w:szCs w:val="22"/>
-        </w:rPr>
-        <w:t>ASIALEX 2023</w:t>
+        <w:t>MAATS: A Multi Agent Automated Translation System Based on MQM Evaluation</w:t>
+      </w:r>
+      <w:r>
+        <w:rPr>
+          <w:rFonts w:ascii="Times New Roman" w:hAnsi="Times New Roman" w:cs="Times New Roman"/>
+          <w:sz w:val="22"/>
+          <w:szCs w:val="22"/>
+        </w:rPr>
+        <w:t xml:space="preserve">. </w:t>
       </w:r>
     </w:p>
     <w:p>
@@ -7357,7 +7319,6 @@
   <w:style w:type="character" w:default="1" w:styleId="DefaultParagraphFont">
     <w:name w:val="Default Paragraph Font"/>
     <w:uiPriority w:val="1"/>
-    <w:semiHidden/>
     <w:unhideWhenUsed/>
   </w:style>
   <w:style w:type="table" w:default="1" w:styleId="TableNormal">
